--- a/dev/checklists/cpd/本校教師專業發展政策_學校版_DRAFT.docx
+++ b/dev/checklists/cpd/本校教師專業發展政策_學校版_DRAFT.docx
@@ -179,7 +179,7 @@
           <w:sz w:val="28"/>
           <w:szCs w:val="28"/>
         </w:rPr>
-        <w:t xml:space="preserve">undefined. undefined</w:t>
+        <w:t xml:space="preserve">1. 新入職培訓</w:t>
       </w:r>
     </w:p>
     <w:p>
@@ -195,7 +195,7 @@
           <w:sz w:val="22"/>
           <w:szCs w:val="22"/>
         </w:rPr>
-        <w:t xml:space="preserve">undefined.1　</w:t>
+        <w:t xml:space="preserve">1.1　</w:t>
       </w:r>
       <w:r>
         <w:rPr>
@@ -281,7 +281,7 @@
           <w:sz w:val="22"/>
           <w:szCs w:val="22"/>
         </w:rPr>
-        <w:t xml:space="preserve">undefined.2　</w:t>
+        <w:t xml:space="preserve">1.2　</w:t>
       </w:r>
       <w:r>
         <w:rPr>
@@ -621,7 +621,7 @@
         </w:rPr>
         <w:t xml:space="preserve">1　</w:t>
       </w:r>
-      <w:hyperlink w:history="1" r:id="rIdd6rqn3wfsey2lxu9a6tto">
+      <w:hyperlink w:history="1" r:id="rIdo_nnlzo5nlo1c7-v9hrqn">
         <w:r>
           <w:rPr>
             <w:rStyle w:val="Hyperlink"/>
@@ -647,7 +647,7 @@
         </w:rPr>
         <w:t xml:space="preserve">2　</w:t>
       </w:r>
-      <w:hyperlink w:history="1" r:id="rIdmpcgsblxq81xfzsgvjrj0">
+      <w:hyperlink w:history="1" r:id="rIdy71ydi8y37abhmd3pz_s6">
         <w:r>
           <w:rPr>
             <w:rStyle w:val="Hyperlink"/>
@@ -673,7 +673,7 @@
         </w:rPr>
         <w:t xml:space="preserve">3　</w:t>
       </w:r>
-      <w:hyperlink w:history="1" r:id="rIdat3fcicstpsvxrt1cevzx">
+      <w:hyperlink w:history="1" r:id="rIdb3eqkelgl8eroujxr_re8">
         <w:r>
           <w:rPr>
             <w:rStyle w:val="Hyperlink"/>
@@ -699,7 +699,7 @@
           <w:sz w:val="28"/>
           <w:szCs w:val="28"/>
         </w:rPr>
-        <w:t xml:space="preserve">undefined. undefined</w:t>
+        <w:t xml:space="preserve">2. 晉升培訓規定</w:t>
       </w:r>
     </w:p>
     <w:p>
@@ -715,7 +715,7 @@
           <w:sz w:val="22"/>
           <w:szCs w:val="22"/>
         </w:rPr>
-        <w:t xml:space="preserve">undefined.1　</w:t>
+        <w:t xml:space="preserve">2.1　</w:t>
       </w:r>
       <w:r>
         <w:rPr>
@@ -784,7 +784,7 @@
           <w:sz w:val="22"/>
           <w:szCs w:val="22"/>
         </w:rPr>
-        <w:t xml:space="preserve">undefined.2　</w:t>
+        <w:t xml:space="preserve">2.2　</w:t>
       </w:r>
       <w:r>
         <w:rPr>
@@ -1022,7 +1022,7 @@
           <w:sz w:val="22"/>
           <w:szCs w:val="22"/>
         </w:rPr>
-        <w:t xml:space="preserve">undefined.3　</w:t>
+        <w:t xml:space="preserve">2.3　</w:t>
       </w:r>
       <w:r>
         <w:rPr>
@@ -1065,7 +1065,7 @@
           <w:sz w:val="22"/>
           <w:szCs w:val="22"/>
         </w:rPr>
-        <w:t xml:space="preserve">undefined.4　</w:t>
+        <w:t xml:space="preserve">2.4　</w:t>
       </w:r>
       <w:r>
         <w:rPr>
@@ -1099,7 +1099,7 @@
           <w:sz w:val="22"/>
           <w:szCs w:val="22"/>
         </w:rPr>
-        <w:t xml:space="preserve">undefined.5　</w:t>
+        <w:t xml:space="preserve">2.5　</w:t>
       </w:r>
       <w:r>
         <w:rPr>
@@ -1151,7 +1151,7 @@
           <w:sz w:val="22"/>
           <w:szCs w:val="22"/>
         </w:rPr>
-        <w:t xml:space="preserve">undefined.6　</w:t>
+        <w:t xml:space="preserve">2.6　</w:t>
       </w:r>
       <w:r>
         <w:rPr>
@@ -1185,7 +1185,7 @@
           <w:sz w:val="22"/>
           <w:szCs w:val="22"/>
         </w:rPr>
-        <w:t xml:space="preserve">undefined.7　</w:t>
+        <w:t xml:space="preserve">2.7　</w:t>
       </w:r>
       <w:r>
         <w:rPr>
@@ -1272,7 +1272,7 @@
         </w:rPr>
         <w:t xml:space="preserve">1, 3　</w:t>
       </w:r>
-      <w:hyperlink w:history="1" r:id="rIdkmgfyhlpuvqdslb-ximsw">
+      <w:hyperlink w:history="1" r:id="rIdpi--guoonbyt2dkwkzzgu">
         <w:r>
           <w:rPr>
             <w:rStyle w:val="Hyperlink"/>
@@ -1298,7 +1298,7 @@
         </w:rPr>
         <w:t xml:space="preserve">2　</w:t>
       </w:r>
-      <w:hyperlink w:history="1" r:id="rIdv0-rr_fg_cumdkzqtqfrf">
+      <w:hyperlink w:history="1" r:id="rIdsrghpwqzobcqq-9asaqpr">
         <w:r>
           <w:rPr>
             <w:rStyle w:val="Hyperlink"/>
@@ -1324,7 +1324,7 @@
         </w:rPr>
         <w:t xml:space="preserve">4　</w:t>
       </w:r>
-      <w:hyperlink w:history="1" r:id="rIdztafqtiqd6navy5lzyw-7">
+      <w:hyperlink w:history="1" r:id="rIdyijwrudlrdvinqukndqv9">
         <w:r>
           <w:rPr>
             <w:rStyle w:val="Hyperlink"/>
@@ -1350,7 +1350,7 @@
         </w:rPr>
         <w:t xml:space="preserve">5, 6　</w:t>
       </w:r>
-      <w:hyperlink w:history="1" r:id="rIdt0vjyycxykw-fa5hmpzjd">
+      <w:hyperlink w:history="1" r:id="rIdn4yabjwwhdtllw5czer43">
         <w:r>
           <w:rPr>
             <w:rStyle w:val="Hyperlink"/>
@@ -1376,7 +1376,7 @@
         </w:rPr>
         <w:t xml:space="preserve">7　</w:t>
       </w:r>
-      <w:hyperlink w:history="1" r:id="rIdhhoraunvvrqv9ja1qedty">
+      <w:hyperlink w:history="1" r:id="rId9vaeqz5o4yrmj9-3mlkgj">
         <w:r>
           <w:rPr>
             <w:rStyle w:val="Hyperlink"/>
@@ -1402,7 +1402,7 @@
         </w:rPr>
         <w:t xml:space="preserve">8　</w:t>
       </w:r>
-      <w:hyperlink w:history="1" r:id="rId_dfoy1tafzdmw7qwl-ons">
+      <w:hyperlink w:history="1" r:id="rIdzfy60fymv0wktmpdzwu5c">
         <w:r>
           <w:rPr>
             <w:rStyle w:val="Hyperlink"/>
@@ -1428,7 +1428,7 @@
         </w:rPr>
         <w:t xml:space="preserve">9　</w:t>
       </w:r>
-      <w:hyperlink w:history="1" r:id="rIdvishg_3enm5wcymgas-e6">
+      <w:hyperlink w:history="1" r:id="rIdgbmysyjyfvlpru2ejelgu">
         <w:r>
           <w:rPr>
             <w:rStyle w:val="Hyperlink"/>
@@ -1454,7 +1454,7 @@
         </w:rPr>
         <w:t xml:space="preserve">10　</w:t>
       </w:r>
-      <w:hyperlink w:history="1" r:id="rIdglzlo9ujkc1tv0aq-wtao">
+      <w:hyperlink w:history="1" r:id="rIdb66ytosn7qgtzzvwqjhhr">
         <w:r>
           <w:rPr>
             <w:rStyle w:val="Hyperlink"/>
@@ -1480,7 +1480,7 @@
         </w:rPr>
         <w:t xml:space="preserve">11　</w:t>
       </w:r>
-      <w:hyperlink w:history="1" r:id="rIdiiif1igcqlc-w-alhnwap">
+      <w:hyperlink w:history="1" r:id="rIdaoil_xjev7fxv9sndbgio">
         <w:r>
           <w:rPr>
             <w:rStyle w:val="Hyperlink"/>
@@ -1506,7 +1506,7 @@
           <w:sz w:val="28"/>
           <w:szCs w:val="28"/>
         </w:rPr>
-        <w:t xml:space="preserve">undefined. undefined</w:t>
+        <w:t xml:space="preserve">3. 持續專業發展</w:t>
       </w:r>
     </w:p>
     <w:p>
@@ -1522,7 +1522,7 @@
           <w:sz w:val="22"/>
           <w:szCs w:val="22"/>
         </w:rPr>
-        <w:t xml:space="preserve">undefined.1　</w:t>
+        <w:t xml:space="preserve">3.1　</w:t>
       </w:r>
       <w:r>
         <w:rPr>
@@ -1574,7 +1574,7 @@
           <w:sz w:val="22"/>
           <w:szCs w:val="22"/>
         </w:rPr>
-        <w:t xml:space="preserve">undefined.2　</w:t>
+        <w:t xml:space="preserve">3.2　</w:t>
       </w:r>
       <w:r>
         <w:rPr>
@@ -1608,7 +1608,7 @@
           <w:sz w:val="22"/>
           <w:szCs w:val="22"/>
         </w:rPr>
-        <w:t xml:space="preserve">undefined.3　</w:t>
+        <w:t xml:space="preserve">3.3　</w:t>
       </w:r>
       <w:r>
         <w:rPr>
@@ -1659,7 +1659,7 @@
           <w:sz w:val="22"/>
           <w:szCs w:val="22"/>
         </w:rPr>
-        <w:t xml:space="preserve">undefined.4　</w:t>
+        <w:t xml:space="preserve">3.4　</w:t>
       </w:r>
       <w:r>
         <w:rPr>
@@ -1693,7 +1693,7 @@
           <w:sz w:val="22"/>
           <w:szCs w:val="22"/>
         </w:rPr>
-        <w:t xml:space="preserve">undefined.5　</w:t>
+        <w:t xml:space="preserve">3.5　</w:t>
       </w:r>
       <w:r>
         <w:rPr>
@@ -2106,7 +2106,7 @@
           <w:sz w:val="22"/>
           <w:szCs w:val="22"/>
         </w:rPr>
-        <w:t xml:space="preserve">undefined.6　</w:t>
+        <w:t xml:space="preserve">3.6　</w:t>
       </w:r>
       <w:r>
         <w:rPr>
@@ -2157,7 +2157,7 @@
           <w:sz w:val="22"/>
           <w:szCs w:val="22"/>
         </w:rPr>
-        <w:t xml:space="preserve">undefined.7　</w:t>
+        <w:t xml:space="preserve">3.7　</w:t>
       </w:r>
       <w:r>
         <w:rPr>
@@ -2191,7 +2191,7 @@
           <w:sz w:val="22"/>
           <w:szCs w:val="22"/>
         </w:rPr>
-        <w:t xml:space="preserve">undefined.8　</w:t>
+        <w:t xml:space="preserve">3.8　</w:t>
       </w:r>
       <w:r>
         <w:rPr>
@@ -2225,7 +2225,7 @@
           <w:sz w:val="22"/>
           <w:szCs w:val="22"/>
         </w:rPr>
-        <w:t xml:space="preserve">undefined.9　</w:t>
+        <w:t xml:space="preserve">3.9　</w:t>
       </w:r>
       <w:r>
         <w:rPr>
@@ -2276,7 +2276,7 @@
         </w:rPr>
         <w:t xml:space="preserve">1, 5　</w:t>
       </w:r>
-      <w:hyperlink w:history="1" r:id="rId_rmtkvass3lzhocw62htn">
+      <w:hyperlink w:history="1" r:id="rId3v25jlh1tdxf79gqlzkk-">
         <w:r>
           <w:rPr>
             <w:rStyle w:val="Hyperlink"/>
@@ -2302,7 +2302,7 @@
         </w:rPr>
         <w:t xml:space="preserve">2　</w:t>
       </w:r>
-      <w:hyperlink w:history="1" r:id="rIdonkryuhvp7akxtssl4tbs">
+      <w:hyperlink w:history="1" r:id="rIdu7isyttklecwu8_xmrlqx">
         <w:r>
           <w:rPr>
             <w:rStyle w:val="Hyperlink"/>
@@ -2328,7 +2328,7 @@
         </w:rPr>
         <w:t xml:space="preserve">3　</w:t>
       </w:r>
-      <w:hyperlink w:history="1" r:id="rIdyrduzizuoo-dhxx1vazqk">
+      <w:hyperlink w:history="1" r:id="rIducchwnc7mlyrxapt6naxm">
         <w:r>
           <w:rPr>
             <w:rStyle w:val="Hyperlink"/>
@@ -2354,7 +2354,7 @@
         </w:rPr>
         <w:t xml:space="preserve">4　</w:t>
       </w:r>
-      <w:hyperlink w:history="1" r:id="rIdy8qeihcvn5mdgqhk8baq8">
+      <w:hyperlink w:history="1" r:id="rIdyvoh88c2yc1m8ayt2o0du">
         <w:r>
           <w:rPr>
             <w:rStyle w:val="Hyperlink"/>
@@ -2380,7 +2380,7 @@
         </w:rPr>
         <w:t xml:space="preserve">6　</w:t>
       </w:r>
-      <w:hyperlink w:history="1" r:id="rIdwnn1jojllqef254t7jpzh">
+      <w:hyperlink w:history="1" r:id="rIdilkgibggbfliumwjdow0z">
         <w:r>
           <w:rPr>
             <w:rStyle w:val="Hyperlink"/>
@@ -2406,7 +2406,7 @@
         </w:rPr>
         <w:t xml:space="preserve">7　</w:t>
       </w:r>
-      <w:hyperlink w:history="1" r:id="rId8mrgoxfdoxjjzacnugeht">
+      <w:hyperlink w:history="1" r:id="rId2gs3vrazuljxtmzlzmtqw">
         <w:r>
           <w:rPr>
             <w:rStyle w:val="Hyperlink"/>
@@ -2432,7 +2432,7 @@
         </w:rPr>
         <w:t xml:space="preserve">8　</w:t>
       </w:r>
-      <w:hyperlink w:history="1" r:id="rIdv9oyaay0-k3nlae8rd-u1">
+      <w:hyperlink w:history="1" r:id="rIdx6_siubi0insyqvm7lvrh">
         <w:r>
           <w:rPr>
             <w:rStyle w:val="Hyperlink"/>
@@ -2458,7 +2458,7 @@
         </w:rPr>
         <w:t xml:space="preserve">9　</w:t>
       </w:r>
-      <w:hyperlink w:history="1" r:id="rIdzehima-ng3m0ly-yb4ggz">
+      <w:hyperlink w:history="1" r:id="rIdjmaa2-v3bpqza4v1pndr4">
         <w:r>
           <w:rPr>
             <w:rStyle w:val="Hyperlink"/>
@@ -2484,7 +2484,7 @@
         </w:rPr>
         <w:t xml:space="preserve">10　</w:t>
       </w:r>
-      <w:hyperlink w:history="1" r:id="rIdu0kbfvnikgdd8qiqheela">
+      <w:hyperlink w:history="1" r:id="rId5pjiiitnjspfgrdbqi2gj">
         <w:r>
           <w:rPr>
             <w:rStyle w:val="Hyperlink"/>
@@ -2510,7 +2510,7 @@
           <w:sz w:val="28"/>
           <w:szCs w:val="28"/>
         </w:rPr>
-        <w:t xml:space="preserve">undefined. undefined</w:t>
+        <w:t xml:space="preserve">4. 在職培訓支援</w:t>
       </w:r>
     </w:p>
     <w:p>
@@ -2526,7 +2526,7 @@
           <w:sz w:val="22"/>
           <w:szCs w:val="22"/>
         </w:rPr>
-        <w:t xml:space="preserve">undefined.1　</w:t>
+        <w:t xml:space="preserve">4.1　</w:t>
       </w:r>
       <w:r>
         <w:rPr>
@@ -2595,7 +2595,7 @@
           <w:sz w:val="22"/>
           <w:szCs w:val="22"/>
         </w:rPr>
-        <w:t xml:space="preserve">undefined.2　</w:t>
+        <w:t xml:space="preserve">4.2　</w:t>
       </w:r>
       <w:r>
         <w:rPr>
@@ -2646,7 +2646,7 @@
           <w:sz w:val="22"/>
           <w:szCs w:val="22"/>
         </w:rPr>
-        <w:t xml:space="preserve">undefined.3　</w:t>
+        <w:t xml:space="preserve">4.3　</w:t>
       </w:r>
       <w:r>
         <w:rPr>
@@ -3188,7 +3188,7 @@
           <w:sz w:val="22"/>
           <w:szCs w:val="22"/>
         </w:rPr>
-        <w:t xml:space="preserve">undefined.4　</w:t>
+        <w:t xml:space="preserve">4.4　</w:t>
       </w:r>
       <w:r>
         <w:rPr>
@@ -3274,7 +3274,7 @@
         </w:rPr>
         <w:t xml:space="preserve">1　</w:t>
       </w:r>
-      <w:hyperlink w:history="1" r:id="rIdlt8nnestciqnuwxv-e9to">
+      <w:hyperlink w:history="1" r:id="rId8e9ifhfphkgcbzl1dnnut">
         <w:r>
           <w:rPr>
             <w:rStyle w:val="Hyperlink"/>
@@ -3300,7 +3300,7 @@
         </w:rPr>
         <w:t xml:space="preserve">2　</w:t>
       </w:r>
-      <w:hyperlink w:history="1" r:id="rIddmw4fnn8tgrus4gdi0lsl">
+      <w:hyperlink w:history="1" r:id="rId7wry8w4tvdvuceqpvnkiw">
         <w:r>
           <w:rPr>
             <w:rStyle w:val="Hyperlink"/>
@@ -3326,7 +3326,7 @@
         </w:rPr>
         <w:t xml:space="preserve">3　</w:t>
       </w:r>
-      <w:hyperlink w:history="1" r:id="rIdxs3zdwjkwsrjp2j66xr9d">
+      <w:hyperlink w:history="1" r:id="rIdc7qdii_ao7b6nwm2xt88h">
         <w:r>
           <w:rPr>
             <w:rStyle w:val="Hyperlink"/>
@@ -3352,7 +3352,7 @@
         </w:rPr>
         <w:t xml:space="preserve">4　</w:t>
       </w:r>
-      <w:hyperlink w:history="1" r:id="rIdmxioq0ultgqfos3sufyik">
+      <w:hyperlink w:history="1" r:id="rId9cwhu-bnnknz0py37quu6">
         <w:r>
           <w:rPr>
             <w:rStyle w:val="Hyperlink"/>
@@ -3378,7 +3378,7 @@
         </w:rPr>
         <w:t xml:space="preserve">5　</w:t>
       </w:r>
-      <w:hyperlink w:history="1" r:id="rIdi2xqrvoycsugljtsbkhyc">
+      <w:hyperlink w:history="1" r:id="rIdfvcodn3erflyhoftxzhv5">
         <w:r>
           <w:rPr>
             <w:rStyle w:val="Hyperlink"/>
@@ -3404,7 +3404,7 @@
         </w:rPr>
         <w:t xml:space="preserve">6　</w:t>
       </w:r>
-      <w:hyperlink w:history="1" r:id="rIdqxndiopotgz65yuoo80wo">
+      <w:hyperlink w:history="1" r:id="rIdrt_tjafzzrvbgntgdaxes">
         <w:r>
           <w:rPr>
             <w:rStyle w:val="Hyperlink"/>
@@ -3430,7 +3430,7 @@
         </w:rPr>
         <w:t xml:space="preserve">7　</w:t>
       </w:r>
-      <w:hyperlink w:history="1" r:id="rIdrj93dbctxtggsgkpwhzyb">
+      <w:hyperlink w:history="1" r:id="rIdt7nhqb0i_netgm1oooadt">
         <w:r>
           <w:rPr>
             <w:rStyle w:val="Hyperlink"/>
@@ -3456,7 +3456,7 @@
         </w:rPr>
         <w:t xml:space="preserve">8　</w:t>
       </w:r>
-      <w:hyperlink w:history="1" r:id="rIdyjmuguqwox9ipnejtc3gm">
+      <w:hyperlink w:history="1" r:id="rIdh_evv2ejhtpqhpe4vop_8">
         <w:r>
           <w:rPr>
             <w:rStyle w:val="Hyperlink"/>
@@ -3482,7 +3482,7 @@
           <w:sz w:val="28"/>
           <w:szCs w:val="28"/>
         </w:rPr>
-        <w:t xml:space="preserve">undefined. undefined</w:t>
+        <w:t xml:space="preserve">5. 校本專業發展</w:t>
       </w:r>
     </w:p>
     <w:p>
@@ -3498,7 +3498,7 @@
           <w:sz w:val="22"/>
           <w:szCs w:val="22"/>
         </w:rPr>
-        <w:t xml:space="preserve">undefined.1　</w:t>
+        <w:t xml:space="preserve">5.1　</w:t>
       </w:r>
       <w:r>
         <w:rPr>
@@ -3566,7 +3566,7 @@
           <w:sz w:val="22"/>
           <w:szCs w:val="22"/>
         </w:rPr>
-        <w:t xml:space="preserve">undefined.2　</w:t>
+        <w:t xml:space="preserve">5.2　</w:t>
       </w:r>
       <w:r>
         <w:rPr>
@@ -3913,7 +3913,7 @@
           <w:sz w:val="22"/>
           <w:szCs w:val="22"/>
         </w:rPr>
-        <w:t xml:space="preserve">undefined.3　</w:t>
+        <w:t xml:space="preserve">5.3　</w:t>
       </w:r>
       <w:r>
         <w:rPr>
@@ -4017,7 +4017,7 @@
           <w:sz w:val="22"/>
           <w:szCs w:val="22"/>
         </w:rPr>
-        <w:t xml:space="preserve">undefined.4　</w:t>
+        <w:t xml:space="preserve">5.4　</w:t>
       </w:r>
       <w:r>
         <w:rPr>
@@ -4541,7 +4541,7 @@
           <w:sz w:val="22"/>
           <w:szCs w:val="22"/>
         </w:rPr>
-        <w:t xml:space="preserve">undefined.5　</w:t>
+        <w:t xml:space="preserve">5.5　</w:t>
       </w:r>
       <w:r>
         <w:rPr>
@@ -4592,7 +4592,7 @@
         </w:rPr>
         <w:t xml:space="preserve">1　</w:t>
       </w:r>
-      <w:hyperlink w:history="1" r:id="rIdivebayaymhdldxltcyrkn">
+      <w:hyperlink w:history="1" r:id="rIdxhhglefeefcl_x1epr3qm">
         <w:r>
           <w:rPr>
             <w:rStyle w:val="Hyperlink"/>
@@ -4618,7 +4618,7 @@
         </w:rPr>
         <w:t xml:space="preserve">2, 8　</w:t>
       </w:r>
-      <w:hyperlink w:history="1" r:id="rIdfpu4ti1d6macspmj9oxa2">
+      <w:hyperlink w:history="1" r:id="rIdlbb4_p-uep-o_whzuigzq">
         <w:r>
           <w:rPr>
             <w:rStyle w:val="Hyperlink"/>
@@ -4644,7 +4644,7 @@
         </w:rPr>
         <w:t xml:space="preserve">3　</w:t>
       </w:r>
-      <w:hyperlink w:history="1" r:id="rId1ydg8_0k8o9ph8n6ngcqz">
+      <w:hyperlink w:history="1" r:id="rId92gvdak4dxqopt25v0qrj">
         <w:r>
           <w:rPr>
             <w:rStyle w:val="Hyperlink"/>
@@ -4670,7 +4670,7 @@
         </w:rPr>
         <w:t xml:space="preserve">4, 7　</w:t>
       </w:r>
-      <w:hyperlink w:history="1" r:id="rIdq49bvvgcbrddb_vlndqpq">
+      <w:hyperlink w:history="1" r:id="rIdrohd8hn-vhxcm4a8pgix1">
         <w:r>
           <w:rPr>
             <w:rStyle w:val="Hyperlink"/>
@@ -4696,7 +4696,7 @@
         </w:rPr>
         <w:t xml:space="preserve">5　</w:t>
       </w:r>
-      <w:hyperlink w:history="1" r:id="rIdmnrvgt0tra71geb5kpr4q">
+      <w:hyperlink w:history="1" r:id="rIdqnax0-skkzv4mickzhsrm">
         <w:r>
           <w:rPr>
             <w:rStyle w:val="Hyperlink"/>
@@ -4722,7 +4722,7 @@
         </w:rPr>
         <w:t xml:space="preserve">6　</w:t>
       </w:r>
-      <w:hyperlink w:history="1" r:id="rIduexivyjroafhuftnfmjur">
+      <w:hyperlink w:history="1" r:id="rIdbqlerzqtyzf-zj3bq_w_v">
         <w:r>
           <w:rPr>
             <w:rStyle w:val="Hyperlink"/>
@@ -4748,7 +4748,7 @@
         </w:rPr>
         <w:t xml:space="preserve">9　</w:t>
       </w:r>
-      <w:hyperlink w:history="1" r:id="rIdz9hezwrkhymouvl8vhvff">
+      <w:hyperlink w:history="1" r:id="rIdq3iswiaduxkvivvqdouhu">
         <w:r>
           <w:rPr>
             <w:rStyle w:val="Hyperlink"/>
@@ -4774,7 +4774,7 @@
         </w:rPr>
         <w:t xml:space="preserve">10　</w:t>
       </w:r>
-      <w:hyperlink w:history="1" r:id="rIdfsxgkbs0uwigyqag7laoz">
+      <w:hyperlink w:history="1" r:id="rIdbogemgqalr1h45jyyra_4">
         <w:r>
           <w:rPr>
             <w:rStyle w:val="Hyperlink"/>
@@ -4800,7 +4800,7 @@
           <w:sz w:val="28"/>
           <w:szCs w:val="28"/>
         </w:rPr>
-        <w:t xml:space="preserve">undefined. undefined</w:t>
+        <w:t xml:space="preserve">6. 專業學習協作</w:t>
       </w:r>
     </w:p>
     <w:p>
@@ -4816,7 +4816,7 @@
           <w:sz w:val="22"/>
           <w:szCs w:val="22"/>
         </w:rPr>
-        <w:t xml:space="preserve">undefined.1　</w:t>
+        <w:t xml:space="preserve">6.1　</w:t>
       </w:r>
       <w:r>
         <w:rPr>
@@ -4902,7 +4902,7 @@
           <w:sz w:val="22"/>
           <w:szCs w:val="22"/>
         </w:rPr>
-        <w:t xml:space="preserve">undefined.2　</w:t>
+        <w:t xml:space="preserve">6.2　</w:t>
       </w:r>
       <w:r>
         <w:rPr>
@@ -5526,7 +5526,7 @@
           <w:sz w:val="22"/>
           <w:szCs w:val="22"/>
         </w:rPr>
-        <w:t xml:space="preserve">undefined.3　</w:t>
+        <w:t xml:space="preserve">6.3　</w:t>
       </w:r>
       <w:r>
         <w:rPr>
@@ -6098,7 +6098,7 @@
           <w:sz w:val="22"/>
           <w:szCs w:val="22"/>
         </w:rPr>
-        <w:t xml:space="preserve">undefined.4　</w:t>
+        <w:t xml:space="preserve">6.4　</w:t>
       </w:r>
       <w:r>
         <w:rPr>
@@ -6555,7 +6555,7 @@
         </w:rPr>
         <w:t xml:space="preserve">1　</w:t>
       </w:r>
-      <w:hyperlink w:history="1" r:id="rIdew1ukyz4iwtpowxsjwc0g">
+      <w:hyperlink w:history="1" r:id="rIdwrkvbwuw0j1fs0gmsbwcl">
         <w:r>
           <w:rPr>
             <w:rStyle w:val="Hyperlink"/>
@@ -6581,7 +6581,7 @@
         </w:rPr>
         <w:t xml:space="preserve">2　</w:t>
       </w:r>
-      <w:hyperlink w:history="1" r:id="rIduk-obr6yj5ilboasnwnnk">
+      <w:hyperlink w:history="1" r:id="rIde1aybkfghlpbalfbuq4lv">
         <w:r>
           <w:rPr>
             <w:rStyle w:val="Hyperlink"/>
@@ -6607,7 +6607,7 @@
         </w:rPr>
         <w:t xml:space="preserve">3　</w:t>
       </w:r>
-      <w:hyperlink w:history="1" r:id="rIdlxsxkjitw6b0k_zyl-dkz">
+      <w:hyperlink w:history="1" r:id="rId6wzvdpjvjsmeyvgwj7o0r">
         <w:r>
           <w:rPr>
             <w:rStyle w:val="Hyperlink"/>
@@ -6633,7 +6633,7 @@
         </w:rPr>
         <w:t xml:space="preserve">4　</w:t>
       </w:r>
-      <w:hyperlink w:history="1" r:id="rIdkziypneadtto6mfrmlgxe">
+      <w:hyperlink w:history="1" r:id="rIdlr92bmivpumfs26gjgsgu">
         <w:r>
           <w:rPr>
             <w:rStyle w:val="Hyperlink"/>
@@ -6659,7 +6659,7 @@
         </w:rPr>
         <w:t xml:space="preserve">5　</w:t>
       </w:r>
-      <w:hyperlink w:history="1" r:id="rIdgi_nf9-pwjanueshrl4qs">
+      <w:hyperlink w:history="1" r:id="rIdacpfnrsxwq3tiziuwc1o1">
         <w:r>
           <w:rPr>
             <w:rStyle w:val="Hyperlink"/>
@@ -6685,7 +6685,7 @@
         </w:rPr>
         <w:t xml:space="preserve">6　</w:t>
       </w:r>
-      <w:hyperlink w:history="1" r:id="rId5tn31802f3rgrkpgpishl">
+      <w:hyperlink w:history="1" r:id="rIdtwmt3-d4-qnpmg5x2nz7g">
         <w:r>
           <w:rPr>
             <w:rStyle w:val="Hyperlink"/>
@@ -6711,7 +6711,7 @@
           <w:sz w:val="28"/>
           <w:szCs w:val="28"/>
         </w:rPr>
-        <w:t xml:space="preserve">undefined. undefined</w:t>
+        <w:t xml:space="preserve">7. 課程領導培訓</w:t>
       </w:r>
     </w:p>
     <w:p>
@@ -6727,7 +6727,7 @@
           <w:sz w:val="22"/>
           <w:szCs w:val="22"/>
         </w:rPr>
-        <w:t xml:space="preserve">undefined.1　</w:t>
+        <w:t xml:space="preserve">7.1　</w:t>
       </w:r>
       <w:r>
         <w:rPr>
@@ -6848,7 +6848,7 @@
           <w:sz w:val="22"/>
           <w:szCs w:val="22"/>
         </w:rPr>
-        <w:t xml:space="preserve">undefined.2　</w:t>
+        <w:t xml:space="preserve">7.2　</w:t>
       </w:r>
       <w:r>
         <w:rPr>
@@ -6899,7 +6899,7 @@
           <w:sz w:val="22"/>
           <w:szCs w:val="22"/>
         </w:rPr>
-        <w:t xml:space="preserve">undefined.3　</w:t>
+        <w:t xml:space="preserve">7.3　</w:t>
       </w:r>
       <w:r>
         <w:rPr>
@@ -6950,7 +6950,7 @@
           <w:sz w:val="22"/>
           <w:szCs w:val="22"/>
         </w:rPr>
-        <w:t xml:space="preserve">undefined.4　</w:t>
+        <w:t xml:space="preserve">7.4　</w:t>
       </w:r>
       <w:r>
         <w:rPr>
@@ -7055,7 +7055,7 @@
           <w:sz w:val="22"/>
           <w:szCs w:val="22"/>
         </w:rPr>
-        <w:t xml:space="preserve">undefined.5　</w:t>
+        <w:t xml:space="preserve">7.5　</w:t>
       </w:r>
       <w:r>
         <w:rPr>
@@ -7440,7 +7440,7 @@
           <w:sz w:val="22"/>
           <w:szCs w:val="22"/>
         </w:rPr>
-        <w:t xml:space="preserve">undefined.6　</w:t>
+        <w:t xml:space="preserve">7.6　</w:t>
       </w:r>
       <w:r>
         <w:rPr>
@@ -7508,7 +7508,7 @@
         </w:rPr>
         <w:t xml:space="preserve">1　</w:t>
       </w:r>
-      <w:hyperlink w:history="1" r:id="rIdlgltr83yrhrlwlrxe0wxg">
+      <w:hyperlink w:history="1" r:id="rIdfvz_h_ggpraoktr5-cy5u">
         <w:r>
           <w:rPr>
             <w:rStyle w:val="Hyperlink"/>
@@ -7534,7 +7534,7 @@
         </w:rPr>
         <w:t xml:space="preserve">2　</w:t>
       </w:r>
-      <w:hyperlink w:history="1" r:id="rIde0x8hdhpzcxmmso6e_06l">
+      <w:hyperlink w:history="1" r:id="rId-w5-7hydpsld0zvjuv31m">
         <w:r>
           <w:rPr>
             <w:rStyle w:val="Hyperlink"/>
@@ -7560,7 +7560,7 @@
         </w:rPr>
         <w:t xml:space="preserve">3　</w:t>
       </w:r>
-      <w:hyperlink w:history="1" r:id="rIdx4oeyqm_yp63j7ytaoo5h">
+      <w:hyperlink w:history="1" r:id="rIdmjfyn4msheclpz4-hmbe1">
         <w:r>
           <w:rPr>
             <w:rStyle w:val="Hyperlink"/>
@@ -7586,7 +7586,7 @@
         </w:rPr>
         <w:t xml:space="preserve">4　</w:t>
       </w:r>
-      <w:hyperlink w:history="1" r:id="rIdhnaetot88y1cpfgykpehg">
+      <w:hyperlink w:history="1" r:id="rIdqfnelym9zk9bw0y1a8ahl">
         <w:r>
           <w:rPr>
             <w:rStyle w:val="Hyperlink"/>
@@ -7612,7 +7612,7 @@
         </w:rPr>
         <w:t xml:space="preserve">5　</w:t>
       </w:r>
-      <w:hyperlink w:history="1" r:id="rIdmrzd-bvah9j5tfuizloam">
+      <w:hyperlink w:history="1" r:id="rIdkgbjdppaooa6gitrrteil">
         <w:r>
           <w:rPr>
             <w:rStyle w:val="Hyperlink"/>
@@ -7638,7 +7638,7 @@
         </w:rPr>
         <w:t xml:space="preserve">6　</w:t>
       </w:r>
-      <w:hyperlink w:history="1" r:id="rId0yufuwf16-1unhjalqxij">
+      <w:hyperlink w:history="1" r:id="rId4ac__twb3stwppyiktj4t">
         <w:r>
           <w:rPr>
             <w:rStyle w:val="Hyperlink"/>
@@ -7664,7 +7664,7 @@
         </w:rPr>
         <w:t xml:space="preserve">7　</w:t>
       </w:r>
-      <w:hyperlink w:history="1" r:id="rIdbpeqfwxnbq3o69qiunrvt">
+      <w:hyperlink w:history="1" r:id="rId4p9dz3zrxkwt5kebxjkke">
         <w:r>
           <w:rPr>
             <w:rStyle w:val="Hyperlink"/>
@@ -7690,7 +7690,7 @@
         </w:rPr>
         <w:t xml:space="preserve">8　</w:t>
       </w:r>
-      <w:hyperlink w:history="1" r:id="rIdi7jjxookosn0wdfdb7pln">
+      <w:hyperlink w:history="1" r:id="rIdcnvbdl5g_qunvflamzfun">
         <w:r>
           <w:rPr>
             <w:rStyle w:val="Hyperlink"/>
@@ -7716,7 +7716,7 @@
         </w:rPr>
         <w:t xml:space="preserve">9　</w:t>
       </w:r>
-      <w:hyperlink w:history="1" r:id="rIdn1wqajub_krber-jq_fka">
+      <w:hyperlink w:history="1" r:id="rIdmcfgmho5mjzefsgseqx1c">
         <w:r>
           <w:rPr>
             <w:rStyle w:val="Hyperlink"/>
@@ -7742,7 +7742,7 @@
         </w:rPr>
         <w:t xml:space="preserve">10　</w:t>
       </w:r>
-      <w:hyperlink w:history="1" r:id="rIdc_rmjvx7eglcqkzbgncoz">
+      <w:hyperlink w:history="1" r:id="rId4a3cbgeiq_izwvjjclx--">
         <w:r>
           <w:rPr>
             <w:rStyle w:val="Hyperlink"/>
@@ -7768,7 +7768,7 @@
         </w:rPr>
         <w:t xml:space="preserve">11　</w:t>
       </w:r>
-      <w:hyperlink w:history="1" r:id="rIdnif4hwoszocffpv7ihd92">
+      <w:hyperlink w:history="1" r:id="rIdzkypgqqe_drqtan_7bppa">
         <w:r>
           <w:rPr>
             <w:rStyle w:val="Hyperlink"/>
@@ -7794,7 +7794,7 @@
         </w:rPr>
         <w:t xml:space="preserve">12　</w:t>
       </w:r>
-      <w:hyperlink w:history="1" r:id="rIdl4gwndfs0d9yqwusbruru">
+      <w:hyperlink w:history="1" r:id="rIdoi3kqm6mvzq63fgay1nvx">
         <w:r>
           <w:rPr>
             <w:rStyle w:val="Hyperlink"/>
@@ -7820,7 +7820,7 @@
           <w:sz w:val="28"/>
           <w:szCs w:val="28"/>
         </w:rPr>
-        <w:t xml:space="preserve">undefined. undefined</w:t>
+        <w:t xml:space="preserve">8. 校長培訓資格</w:t>
       </w:r>
     </w:p>
     <w:p>
@@ -7836,7 +7836,7 @@
           <w:sz w:val="22"/>
           <w:szCs w:val="22"/>
         </w:rPr>
-        <w:t xml:space="preserve">undefined.1　</w:t>
+        <w:t xml:space="preserve">8.1　</w:t>
       </w:r>
       <w:r>
         <w:rPr>
@@ -7888,7 +7888,7 @@
           <w:sz w:val="22"/>
           <w:szCs w:val="22"/>
         </w:rPr>
-        <w:t xml:space="preserve">undefined.2　</w:t>
+        <w:t xml:space="preserve">8.2　</w:t>
       </w:r>
       <w:r>
         <w:rPr>
@@ -7939,7 +7939,7 @@
           <w:sz w:val="22"/>
           <w:szCs w:val="22"/>
         </w:rPr>
-        <w:t xml:space="preserve">undefined.3　</w:t>
+        <w:t xml:space="preserve">8.3　</w:t>
       </w:r>
       <w:r>
         <w:rPr>
@@ -8007,7 +8007,7 @@
         </w:rPr>
         <w:t xml:space="preserve">1　</w:t>
       </w:r>
-      <w:hyperlink w:history="1" r:id="rIdyttdsmelae8ko1fhahs8g">
+      <w:hyperlink w:history="1" r:id="rIdffuprntp1gppknxfdbrak">
         <w:r>
           <w:rPr>
             <w:rStyle w:val="Hyperlink"/>
@@ -8033,7 +8033,7 @@
         </w:rPr>
         <w:t xml:space="preserve">2　</w:t>
       </w:r>
-      <w:hyperlink w:history="1" r:id="rIdshujmfa-gs6nldr5soa_r">
+      <w:hyperlink w:history="1" r:id="rId1gelmceae96e1ryfudoll">
         <w:r>
           <w:rPr>
             <w:rStyle w:val="Hyperlink"/>
@@ -8059,7 +8059,7 @@
         </w:rPr>
         <w:t xml:space="preserve">3　</w:t>
       </w:r>
-      <w:hyperlink w:history="1" r:id="rId4wpbxx0kyy1fj9p7vhhay">
+      <w:hyperlink w:history="1" r:id="rIdcbepsog-dso3wktunmrl8">
         <w:r>
           <w:rPr>
             <w:rStyle w:val="Hyperlink"/>
@@ -8085,7 +8085,7 @@
         </w:rPr>
         <w:t xml:space="preserve">4　</w:t>
       </w:r>
-      <w:hyperlink w:history="1" r:id="rIda8lqtjyoi2tamlvi2vwyi">
+      <w:hyperlink w:history="1" r:id="rIdss7nwg_qlar9mvzjy_mvq">
         <w:r>
           <w:rPr>
             <w:rStyle w:val="Hyperlink"/>
@@ -8111,7 +8111,7 @@
           <w:sz w:val="28"/>
           <w:szCs w:val="28"/>
         </w:rPr>
-        <w:t xml:space="preserve">undefined. undefined</w:t>
+        <w:t xml:space="preserve">9. 特殊範疇師訓</w:t>
       </w:r>
     </w:p>
     <w:p>
@@ -8127,7 +8127,7 @@
           <w:sz w:val="22"/>
           <w:szCs w:val="22"/>
         </w:rPr>
-        <w:t xml:space="preserve">undefined.1　</w:t>
+        <w:t xml:space="preserve">9.1　</w:t>
       </w:r>
       <w:r>
         <w:rPr>
@@ -8197,7 +8197,7 @@
           <w:sz w:val="22"/>
           <w:szCs w:val="22"/>
         </w:rPr>
-        <w:t xml:space="preserve">undefined.2　</w:t>
+        <w:t xml:space="preserve">9.2　</w:t>
       </w:r>
       <w:r>
         <w:rPr>
@@ -8266,7 +8266,7 @@
           <w:sz w:val="22"/>
           <w:szCs w:val="22"/>
         </w:rPr>
-        <w:t xml:space="preserve">undefined.3　</w:t>
+        <w:t xml:space="preserve">9.3　</w:t>
       </w:r>
       <w:r>
         <w:rPr>
@@ -8634,7 +8634,7 @@
           <w:sz w:val="22"/>
           <w:szCs w:val="22"/>
         </w:rPr>
-        <w:t xml:space="preserve">undefined.4　</w:t>
+        <w:t xml:space="preserve">9.4　</w:t>
       </w:r>
       <w:r>
         <w:rPr>
@@ -8668,7 +8668,7 @@
           <w:sz w:val="22"/>
           <w:szCs w:val="22"/>
         </w:rPr>
-        <w:t xml:space="preserve">undefined.5　</w:t>
+        <w:t xml:space="preserve">9.5　</w:t>
       </w:r>
       <w:r>
         <w:rPr>
@@ -9070,7 +9070,7 @@
         </w:rPr>
         <w:t xml:space="preserve">1　</w:t>
       </w:r>
-      <w:hyperlink w:history="1" r:id="rIdpmso8dskmqzdzex7ih_o1">
+      <w:hyperlink w:history="1" r:id="rIdnci81unjkwrpvpjniraaz">
         <w:r>
           <w:rPr>
             <w:rStyle w:val="Hyperlink"/>
@@ -9096,7 +9096,7 @@
         </w:rPr>
         <w:t xml:space="preserve">2　</w:t>
       </w:r>
-      <w:hyperlink w:history="1" r:id="rIdtrbx67w3swhz6_ypnllqn">
+      <w:hyperlink w:history="1" r:id="rId_rnjae6tw9hw7lvd4kl_v">
         <w:r>
           <w:rPr>
             <w:rStyle w:val="Hyperlink"/>
@@ -9122,7 +9122,7 @@
         </w:rPr>
         <w:t xml:space="preserve">3　</w:t>
       </w:r>
-      <w:hyperlink w:history="1" r:id="rIdt4afpauqeukg2so0dfuga">
+      <w:hyperlink w:history="1" r:id="rIdpcebuqq5rbb9a2-rn377j">
         <w:r>
           <w:rPr>
             <w:rStyle w:val="Hyperlink"/>
@@ -9148,7 +9148,7 @@
         </w:rPr>
         <w:t xml:space="preserve">4　</w:t>
       </w:r>
-      <w:hyperlink w:history="1" r:id="rIdqddubln3drvhyjxkonemn">
+      <w:hyperlink w:history="1" r:id="rIdmdr6ypwuamxxtfevz80tb">
         <w:r>
           <w:rPr>
             <w:rStyle w:val="Hyperlink"/>
@@ -9174,7 +9174,7 @@
         </w:rPr>
         <w:t xml:space="preserve">5　</w:t>
       </w:r>
-      <w:hyperlink w:history="1" r:id="rId4auxq5s9ffzwd8n4vy-py">
+      <w:hyperlink w:history="1" r:id="rIdeb9h9p8sjp5tsigkqoky2">
         <w:r>
           <w:rPr>
             <w:rStyle w:val="Hyperlink"/>
@@ -9200,7 +9200,7 @@
         </w:rPr>
         <w:t xml:space="preserve">6　</w:t>
       </w:r>
-      <w:hyperlink w:history="1" r:id="rId67j2l_xscxwdsnw2nh8qu">
+      <w:hyperlink w:history="1" r:id="rId5mbnqr7ddfuqyzxczo6ag">
         <w:r>
           <w:rPr>
             <w:rStyle w:val="Hyperlink"/>
@@ -9226,7 +9226,7 @@
         </w:rPr>
         <w:t xml:space="preserve">7　</w:t>
       </w:r>
-      <w:hyperlink w:history="1" r:id="rIdasn_llopbpkajytifiuyn">
+      <w:hyperlink w:history="1" r:id="rIdl0pdjjt89eqlmpehz6eyh">
         <w:r>
           <w:rPr>
             <w:rStyle w:val="Hyperlink"/>
@@ -9252,7 +9252,7 @@
         </w:rPr>
         <w:t xml:space="preserve">8　</w:t>
       </w:r>
-      <w:hyperlink w:history="1" r:id="rId65lymvfu-bbsvtw42zipy">
+      <w:hyperlink w:history="1" r:id="rIdolc4c44ypvevxbxsigo10">
         <w:r>
           <w:rPr>
             <w:rStyle w:val="Hyperlink"/>
@@ -9278,7 +9278,7 @@
         </w:rPr>
         <w:t xml:space="preserve">9　</w:t>
       </w:r>
-      <w:hyperlink w:history="1" r:id="rId2mnrq6nw87ft-5lsy6sfg">
+      <w:hyperlink w:history="1" r:id="rIdlyxfom2zn4mlg-sizrkbh">
         <w:r>
           <w:rPr>
             <w:rStyle w:val="Hyperlink"/>
@@ -9304,7 +9304,7 @@
         </w:rPr>
         <w:t xml:space="preserve">10　</w:t>
       </w:r>
-      <w:hyperlink w:history="1" r:id="rIdcqfmepd7em86qfkwiq7ox">
+      <w:hyperlink w:history="1" r:id="rIduwwzemmiv4gjtqxpceqxl">
         <w:r>
           <w:rPr>
             <w:rStyle w:val="Hyperlink"/>
@@ -9330,7 +9330,7 @@
           <w:sz w:val="28"/>
           <w:szCs w:val="28"/>
         </w:rPr>
-        <w:t xml:space="preserve">undefined. undefined</w:t>
+        <w:t xml:space="preserve">10. 專業標準架構</w:t>
       </w:r>
     </w:p>
     <w:p>
@@ -9346,7 +9346,7 @@
           <w:sz w:val="22"/>
           <w:szCs w:val="22"/>
         </w:rPr>
-        <w:t xml:space="preserve">undefined.1　</w:t>
+        <w:t xml:space="preserve">10.1　</w:t>
       </w:r>
       <w:r>
         <w:rPr>
@@ -9415,7 +9415,7 @@
           <w:sz w:val="22"/>
           <w:szCs w:val="22"/>
         </w:rPr>
-        <w:t xml:space="preserve">undefined.2　</w:t>
+        <w:t xml:space="preserve">10.2　</w:t>
       </w:r>
       <w:r>
         <w:rPr>
@@ -9709,7 +9709,7 @@
           <w:sz w:val="22"/>
           <w:szCs w:val="22"/>
         </w:rPr>
-        <w:t xml:space="preserve">undefined.3　</w:t>
+        <w:t xml:space="preserve">10.3　</w:t>
       </w:r>
       <w:r>
         <w:rPr>
@@ -9794,7 +9794,7 @@
         </w:rPr>
         <w:t xml:space="preserve">1　</w:t>
       </w:r>
-      <w:hyperlink w:history="1" r:id="rIdueir7bffuh5trtc5zyyod">
+      <w:hyperlink w:history="1" r:id="rIds5jv4iltcoycqug4jcsoo">
         <w:r>
           <w:rPr>
             <w:rStyle w:val="Hyperlink"/>
@@ -9820,7 +9820,7 @@
         </w:rPr>
         <w:t xml:space="preserve">2　</w:t>
       </w:r>
-      <w:hyperlink w:history="1" r:id="rIdzszdqu_swf4f0qbjid3nd">
+      <w:hyperlink w:history="1" r:id="rIdnq2zjq54eaizih0hi6rxs">
         <w:r>
           <w:rPr>
             <w:rStyle w:val="Hyperlink"/>
@@ -9846,7 +9846,7 @@
         </w:rPr>
         <w:t xml:space="preserve">3　</w:t>
       </w:r>
-      <w:hyperlink w:history="1" r:id="rId5vzcv_ooegregdg-ciwih">
+      <w:hyperlink w:history="1" r:id="rId_kpquzwxmrlecqntd6g33">
         <w:r>
           <w:rPr>
             <w:rStyle w:val="Hyperlink"/>
@@ -9872,7 +9872,7 @@
         </w:rPr>
         <w:t xml:space="preserve">4　</w:t>
       </w:r>
-      <w:hyperlink w:history="1" r:id="rIdo3mh7nxxvepuaxuxny_lb">
+      <w:hyperlink w:history="1" r:id="rId9gegqdtqczuicylgvj6-o">
         <w:r>
           <w:rPr>
             <w:rStyle w:val="Hyperlink"/>
@@ -9898,7 +9898,7 @@
           <w:sz w:val="28"/>
           <w:szCs w:val="28"/>
         </w:rPr>
-        <w:t xml:space="preserve">undefined. undefined</w:t>
+        <w:t xml:space="preserve">11. 教師資歷政策</w:t>
       </w:r>
     </w:p>
     <w:p>
@@ -9914,7 +9914,7 @@
           <w:sz w:val="22"/>
           <w:szCs w:val="22"/>
         </w:rPr>
-        <w:t xml:space="preserve">undefined.1　</w:t>
+        <w:t xml:space="preserve">11.1　</w:t>
       </w:r>
       <w:r>
         <w:rPr>
@@ -9984,7 +9984,7 @@
           <w:sz w:val="22"/>
           <w:szCs w:val="22"/>
         </w:rPr>
-        <w:t xml:space="preserve">undefined.2　</w:t>
+        <w:t xml:space="preserve">11.2　</w:t>
       </w:r>
       <w:r>
         <w:rPr>
@@ -10324,7 +10324,7 @@
         </w:rPr>
         <w:t xml:space="preserve">1　</w:t>
       </w:r>
-      <w:hyperlink w:history="1" r:id="rIduajhwflkudvuthccrjjfc">
+      <w:hyperlink w:history="1" r:id="rId-bz_q-scoqp-dhis-lcol">
         <w:r>
           <w:rPr>
             <w:rStyle w:val="Hyperlink"/>
@@ -10350,7 +10350,7 @@
         </w:rPr>
         <w:t xml:space="preserve">2　</w:t>
       </w:r>
-      <w:hyperlink w:history="1" r:id="rIdhv5hws-unwoswrtvqgv3m">
+      <w:hyperlink w:history="1" r:id="rIdwvefykp6dhlxvdy0uopr8">
         <w:r>
           <w:rPr>
             <w:rStyle w:val="Hyperlink"/>
@@ -10376,7 +10376,7 @@
         </w:rPr>
         <w:t xml:space="preserve">3　</w:t>
       </w:r>
-      <w:hyperlink w:history="1" r:id="rIdpexr5nswzgjk_cqartmy-">
+      <w:hyperlink w:history="1" r:id="rId-euogtbu00lfkf0r62crp">
         <w:r>
           <w:rPr>
             <w:rStyle w:val="Hyperlink"/>
@@ -10402,7 +10402,7 @@
         </w:rPr>
         <w:t xml:space="preserve">4　</w:t>
       </w:r>
-      <w:hyperlink w:history="1" r:id="rIdzsu5en-usqngthjcx5tdx">
+      <w:hyperlink w:history="1" r:id="rIdt8pqj6g9p2peymgh7wvhr">
         <w:r>
           <w:rPr>
             <w:rStyle w:val="Hyperlink"/>
@@ -10428,7 +10428,7 @@
           <w:sz w:val="28"/>
           <w:szCs w:val="28"/>
         </w:rPr>
-        <w:t xml:space="preserve">undefined. undefined</w:t>
+        <w:t xml:space="preserve">12. 行政支援配套</w:t>
       </w:r>
     </w:p>
     <w:p>
@@ -10444,7 +10444,7 @@
           <w:sz w:val="22"/>
           <w:szCs w:val="22"/>
         </w:rPr>
-        <w:t xml:space="preserve">undefined.1　</w:t>
+        <w:t xml:space="preserve">12.1　</w:t>
       </w:r>
       <w:r>
         <w:rPr>
@@ -10904,7 +10904,7 @@
           <w:sz w:val="22"/>
           <w:szCs w:val="22"/>
         </w:rPr>
-        <w:t xml:space="preserve">undefined.2　</w:t>
+        <w:t xml:space="preserve">12.2　</w:t>
       </w:r>
       <w:r>
         <w:rPr>
@@ -10972,7 +10972,7 @@
           <w:sz w:val="22"/>
           <w:szCs w:val="22"/>
         </w:rPr>
-        <w:t xml:space="preserve">undefined.3　</w:t>
+        <w:t xml:space="preserve">12.3　</w:t>
       </w:r>
       <w:r>
         <w:rPr>
@@ -11057,7 +11057,7 @@
         </w:rPr>
         <w:t xml:space="preserve">1　</w:t>
       </w:r>
-      <w:hyperlink w:history="1" r:id="rId8rsf1xo5_rx4goiy3rcwv">
+      <w:hyperlink w:history="1" r:id="rIdgi4tmm-1wkm26axthie59">
         <w:r>
           <w:rPr>
             <w:rStyle w:val="Hyperlink"/>
@@ -11083,7 +11083,7 @@
         </w:rPr>
         <w:t xml:space="preserve">2　</w:t>
       </w:r>
-      <w:hyperlink w:history="1" r:id="rId7ogn_vita2rmycqljrwbb">
+      <w:hyperlink w:history="1" r:id="rIdkz6f7qergxt0d5j76dysf">
         <w:r>
           <w:rPr>
             <w:rStyle w:val="Hyperlink"/>
@@ -11109,7 +11109,7 @@
         </w:rPr>
         <w:t xml:space="preserve">3　</w:t>
       </w:r>
-      <w:hyperlink w:history="1" r:id="rIdjwbs2ycidx5uohtf0i6st">
+      <w:hyperlink w:history="1" r:id="rIdxwv8frqdzbusrge1h9axk">
         <w:r>
           <w:rPr>
             <w:rStyle w:val="Hyperlink"/>
@@ -11135,7 +11135,7 @@
         </w:rPr>
         <w:t xml:space="preserve">4　</w:t>
       </w:r>
-      <w:hyperlink w:history="1" r:id="rIddopdhe-tyy5vtee-ykkqf">
+      <w:hyperlink w:history="1" r:id="rIdw8o33bg3iv_heiyzcbvda">
         <w:r>
           <w:rPr>
             <w:rStyle w:val="Hyperlink"/>
